--- a/docs/INFORME_TECNICO_FINAL_ACTUALIZADO.docx
+++ b/docs/INFORME_TECNICO_FINAL_ACTUALIZADO.docx
@@ -5866,6 +5866,237 @@
     </w:p>
     <w:p>
       <w:pPr>
+        <w:pStyle w:val="Heading3"/>
+        <w:keepNext/>
+        <w:spacing w:before="160" w:after="40"/>
+      </w:pPr>
+      <w:r>
+        <w:rPr>
+          <w:b/>
+          <w:color w:val="475569"/>
+          <w:sz w:val="22"/>
+        </w:rPr>
+        <w:t>Capturas de la Aplicación Final Funcionando:</w:t>
+      </w:r>
+    </w:p>
+    <w:p>
+      <w:pPr>
+        <w:spacing w:before="200" w:after="40"/>
+        <w:jc w:val="center"/>
+      </w:pPr>
+      <w:r>
+        <w:drawing>
+          <wp:inline xmlns:a="http://schemas.openxmlformats.org/drawingml/2006/main" xmlns:pic="http://schemas.openxmlformats.org/drawingml/2006/picture">
+            <wp:extent cx="5486400" cy="3086100"/>
+            <wp:docPr id="5" name="Picture 5"/>
+            <wp:cNvGraphicFramePr>
+              <a:graphicFrameLocks noChangeAspect="1"/>
+            </wp:cNvGraphicFramePr>
+            <a:graphic>
+              <a:graphicData uri="http://schemas.openxmlformats.org/drawingml/2006/picture">
+                <pic:pic>
+                  <pic:nvPicPr>
+                    <pic:cNvPr id="0" name="app_vista_1_analisis_oyentes.png"/>
+                    <pic:cNvPicPr/>
+                  </pic:nvPicPr>
+                  <pic:blipFill>
+                    <a:blip r:embed="rId13"/>
+                    <a:stretch>
+                      <a:fillRect/>
+                    </a:stretch>
+                  </pic:blipFill>
+                  <pic:spPr>
+                    <a:xfrm>
+                      <a:off x="0" y="0"/>
+                      <a:ext cx="5486400" cy="3086100"/>
+                    </a:xfrm>
+                    <a:prstGeom prst="rect"/>
+                  </pic:spPr>
+                </pic:pic>
+              </a:graphicData>
+            </a:graphic>
+          </wp:inline>
+        </w:drawing>
+      </w:r>
+    </w:p>
+    <w:p>
+      <w:pPr>
+        <w:spacing w:before="40" w:after="240"/>
+        <w:jc w:val="center"/>
+      </w:pPr>
+      <w:r>
+        <w:rPr>
+          <w:i/>
+          <w:color w:val="475569"/>
+          <w:sz w:val="17"/>
+        </w:rPr>
+        <w:t>Figura 6: Vista 1 - Dashboard y Análisis Global de Oyentes</w:t>
+      </w:r>
+    </w:p>
+    <w:p>
+      <w:pPr>
+        <w:spacing w:before="200" w:after="40"/>
+        <w:jc w:val="center"/>
+      </w:pPr>
+      <w:r>
+        <w:drawing>
+          <wp:inline xmlns:a="http://schemas.openxmlformats.org/drawingml/2006/main" xmlns:pic="http://schemas.openxmlformats.org/drawingml/2006/picture">
+            <wp:extent cx="5486400" cy="3086100"/>
+            <wp:docPr id="6" name="Picture 6"/>
+            <wp:cNvGraphicFramePr>
+              <a:graphicFrameLocks noChangeAspect="1"/>
+            </wp:cNvGraphicFramePr>
+            <a:graphic>
+              <a:graphicData uri="http://schemas.openxmlformats.org/drawingml/2006/picture">
+                <pic:pic>
+                  <pic:nvPicPr>
+                    <pic:cNvPr id="0" name="app_vista_2_segmentacion_atributo.png"/>
+                    <pic:cNvPicPr/>
+                  </pic:nvPicPr>
+                  <pic:blipFill>
+                    <a:blip r:embed="rId14"/>
+                    <a:stretch>
+                      <a:fillRect/>
+                    </a:stretch>
+                  </pic:blipFill>
+                  <pic:spPr>
+                    <a:xfrm>
+                      <a:off x="0" y="0"/>
+                      <a:ext cx="5486400" cy="3086100"/>
+                    </a:xfrm>
+                    <a:prstGeom prst="rect"/>
+                  </pic:spPr>
+                </pic:pic>
+              </a:graphicData>
+            </a:graphic>
+          </wp:inline>
+        </w:drawing>
+      </w:r>
+    </w:p>
+    <w:p>
+      <w:pPr>
+        <w:spacing w:before="40" w:after="240"/>
+        <w:jc w:val="center"/>
+      </w:pPr>
+      <w:r>
+        <w:rPr>
+          <w:i/>
+          <w:color w:val="475569"/>
+          <w:sz w:val="17"/>
+        </w:rPr>
+        <w:t>Figura 7: Vista 2 - Segmentación Univariada por Atributo Individual</w:t>
+      </w:r>
+    </w:p>
+    <w:p>
+      <w:pPr>
+        <w:spacing w:before="200" w:after="40"/>
+        <w:jc w:val="center"/>
+      </w:pPr>
+      <w:r>
+        <w:drawing>
+          <wp:inline xmlns:a="http://schemas.openxmlformats.org/drawingml/2006/main" xmlns:pic="http://schemas.openxmlformats.org/drawingml/2006/picture">
+            <wp:extent cx="5486400" cy="3086100"/>
+            <wp:docPr id="7" name="Picture 7"/>
+            <wp:cNvGraphicFramePr>
+              <a:graphicFrameLocks noChangeAspect="1"/>
+            </wp:cNvGraphicFramePr>
+            <a:graphic>
+              <a:graphicData uri="http://schemas.openxmlformats.org/drawingml/2006/picture">
+                <pic:pic>
+                  <pic:nvPicPr>
+                    <pic:cNvPr id="0" name="app_vista_3_simulador_ml.png"/>
+                    <pic:cNvPicPr/>
+                  </pic:nvPicPr>
+                  <pic:blipFill>
+                    <a:blip r:embed="rId15"/>
+                    <a:stretch>
+                      <a:fillRect/>
+                    </a:stretch>
+                  </pic:blipFill>
+                  <pic:spPr>
+                    <a:xfrm>
+                      <a:off x="0" y="0"/>
+                      <a:ext cx="5486400" cy="3086100"/>
+                    </a:xfrm>
+                    <a:prstGeom prst="rect"/>
+                  </pic:spPr>
+                </pic:pic>
+              </a:graphicData>
+            </a:graphic>
+          </wp:inline>
+        </w:drawing>
+      </w:r>
+    </w:p>
+    <w:p>
+      <w:pPr>
+        <w:spacing w:before="40" w:after="240"/>
+        <w:jc w:val="center"/>
+      </w:pPr>
+      <w:r>
+        <w:rPr>
+          <w:i/>
+          <w:color w:val="475569"/>
+          <w:sz w:val="17"/>
+        </w:rPr>
+        <w:t>Figura 8: Vista 3 - Simulador de Éxito en Tiempo Real con Inferencia ML</w:t>
+      </w:r>
+    </w:p>
+    <w:p>
+      <w:pPr>
+        <w:spacing w:before="200" w:after="40"/>
+        <w:jc w:val="center"/>
+      </w:pPr>
+      <w:r>
+        <w:drawing>
+          <wp:inline xmlns:a="http://schemas.openxmlformats.org/drawingml/2006/main" xmlns:pic="http://schemas.openxmlformats.org/drawingml/2006/picture">
+            <wp:extent cx="5486400" cy="3086100"/>
+            <wp:docPr id="8" name="Picture 8"/>
+            <wp:cNvGraphicFramePr>
+              <a:graphicFrameLocks noChangeAspect="1"/>
+            </wp:cNvGraphicFramePr>
+            <a:graphic>
+              <a:graphicData uri="http://schemas.openxmlformats.org/drawingml/2006/picture">
+                <pic:pic>
+                  <pic:nvPicPr>
+                    <pic:cNvPr id="0" name="app_vista_4_portafolio_crud.png"/>
+                    <pic:cNvPicPr/>
+                  </pic:nvPicPr>
+                  <pic:blipFill>
+                    <a:blip r:embed="rId16"/>
+                    <a:stretch>
+                      <a:fillRect/>
+                    </a:stretch>
+                  </pic:blipFill>
+                  <pic:spPr>
+                    <a:xfrm>
+                      <a:off x="0" y="0"/>
+                      <a:ext cx="5486400" cy="3086100"/>
+                    </a:xfrm>
+                    <a:prstGeom prst="rect"/>
+                  </pic:spPr>
+                </pic:pic>
+              </a:graphicData>
+            </a:graphic>
+          </wp:inline>
+        </w:drawing>
+      </w:r>
+    </w:p>
+    <w:p>
+      <w:pPr>
+        <w:spacing w:before="40" w:after="240"/>
+        <w:jc w:val="center"/>
+      </w:pPr>
+      <w:r>
+        <w:rPr>
+          <w:i/>
+          <w:color w:val="475569"/>
+          <w:sz w:val="17"/>
+        </w:rPr>
+        <w:t>Figura 9: Vista 4 - Portafolio de Canciones y Administración CRUD en SQLite</w:t>
+      </w:r>
+    </w:p>
+    <w:p>
+      <w:pPr>
         <w:pStyle w:val="Heading2"/>
         <w:keepNext/>
         <w:spacing w:before="240" w:after="80"/>
@@ -5900,7 +6131,7 @@
         <w:drawing>
           <wp:inline xmlns:a="http://schemas.openxmlformats.org/drawingml/2006/main" xmlns:pic="http://schemas.openxmlformats.org/drawingml/2006/picture">
             <wp:extent cx="5486400" cy="2743200"/>
-            <wp:docPr id="5" name="Picture 5"/>
+            <wp:docPr id="9" name="Picture 9"/>
             <wp:cNvGraphicFramePr>
               <a:graphicFrameLocks noChangeAspect="1"/>
             </wp:cNvGraphicFramePr>
@@ -5912,7 +6143,7 @@
                     <pic:cNvPicPr/>
                   </pic:nvPicPr>
                   <pic:blipFill>
-                    <a:blip r:embed="rId13"/>
+                    <a:blip r:embed="rId17"/>
                     <a:stretch>
                       <a:fillRect/>
                     </a:stretch>
